--- a/docs/healing-premature-exit-audit.docx
+++ b/docs/healing-premature-exit-audit.docx
@@ -2,7 +2,7 @@
 <file path=word/document.xml><?xml version="1.0" encoding="utf-8"?>
 <w:document xmlns:w="http://schemas.openxmlformats.org/wordprocessingml/2006/main" xmlns:m="http://schemas.openxmlformats.org/officeDocument/2006/math" xmlns:r="http://schemas.openxmlformats.org/officeDocument/2006/relationships" xmlns:o="urn:schemas-microsoft-com:office:office" xmlns:v="urn:schemas-microsoft-com:vml" xmlns:w10="urn:schemas-microsoft-com:office:word" xmlns:a="http://schemas.openxmlformats.org/drawingml/2006/main" xmlns:pic="http://schemas.openxmlformats.org/drawingml/2006/picture" xmlns:wp="http://schemas.openxmlformats.org/drawingml/2006/wordprocessingDrawing">
   <w:body>
-    <w:bookmarkStart w:id="32" w:name="healing-pipeline-premature-exit-audit"/>
+    <w:bookmarkStart w:id="37" w:name="healing-pipeline-premature-exit-audit"/>
     <w:p>
       <w:pPr>
         <w:pStyle w:val="Heading1"/>
@@ -6503,8 +6503,894 @@
         <w:t xml:space="preserve">after the grounded advisors have actually run.</w:t>
       </w:r>
     </w:p>
+    <w:p>
+      <w:r>
+        <w:pict>
+          <v:rect style="width:0;height:1.5pt" o:hralign="center" o:hrstd="t" o:hr="t"/>
+        </w:pict>
+      </w:r>
+    </w:p>
     <w:bookmarkEnd w:id="31"/>
+    <w:bookmarkStart w:id="36" w:name="X990cfc8355f3b889a1e0edfef7e02b5b32d9e10"/>
+    <w:p>
+      <w:pPr>
+        <w:pStyle w:val="Heading2"/>
+      </w:pPr>
+      <w:r>
+        <w:t xml:space="preserve">RESOLUTION — the two architectural changes (implemented)</w:t>
+      </w:r>
+    </w:p>
+    <w:p>
+      <w:pPr>
+        <w:pStyle w:val="FirstParagraph"/>
+      </w:pPr>
+      <w:r>
+        <w:t xml:space="preserve">The audit above identified many individual premature-exit paths (R1, R7, R8, C5,</w:t>
+      </w:r>
+      <w:r>
+        <w:t xml:space="preserve"> </w:t>
+      </w:r>
+      <w:r>
+        <w:t xml:space="preserve">A3, E2/E4, …). Rather than patch each one, we made</w:t>
+      </w:r>
+      <w:r>
+        <w:t xml:space="preserve"> </w:t>
+      </w:r>
+      <w:r>
+        <w:rPr>
+          <w:bCs/>
+          <w:b/>
+        </w:rPr>
+        <w:t xml:space="preserve">two architectural changes</w:t>
+      </w:r>
+      <w:r>
+        <w:t xml:space="preserve"> </w:t>
+      </w:r>
+      <w:r>
+        <w:t xml:space="preserve">that make whole classes of those exits impossible by construction. Individual</w:t>
+      </w:r>
+      <w:r>
+        <w:t xml:space="preserve"> </w:t>
+      </w:r>
+      <w:r>
+        <w:t xml:space="preserve">patches were intentionally NOT applied — they disappear naturally under the new</w:t>
+      </w:r>
+      <w:r>
+        <w:t xml:space="preserve"> </w:t>
+      </w:r>
+      <w:r>
+        <w:t xml:space="preserve">architecture.</w:t>
+      </w:r>
+    </w:p>
+    <w:bookmarkStart w:id="32" w:name="X34da8fbb756777ead0e8011ddd86aa2d693a8cb"/>
+    <w:p>
+      <w:pPr>
+        <w:pStyle w:val="Heading3"/>
+      </w:pPr>
+      <w:r>
+        <w:t xml:space="preserve">Change 1 — Gate → Advisor (</w:t>
+      </w:r>
+      <w:r>
+        <w:rPr>
+          <w:rStyle w:val="VerbatimChar"/>
+        </w:rPr>
+        <w:t xml:space="preserve">src/core/healing-strategy-router.ts</w:t>
+      </w:r>
+      <w:r>
+        <w:t xml:space="preserve">)</w:t>
+      </w:r>
+    </w:p>
+    <w:p>
+      <w:pPr>
+        <w:pStyle w:val="FirstParagraph"/>
+      </w:pPr>
+      <w:r>
+        <w:t xml:space="preserve">The router used to be a</w:t>
+      </w:r>
+      <w:r>
+        <w:t xml:space="preserve"> </w:t>
+      </w:r>
+      <w:r>
+        <w:rPr>
+          <w:bCs/>
+          <w:b/>
+        </w:rPr>
+        <w:t xml:space="preserve">gate</w:t>
+      </w:r>
+      <w:r>
+        <w:t xml:space="preserve">: a regex classification (</w:t>
+      </w:r>
+      <w:r>
+        <w:rPr>
+          <w:rStyle w:val="VerbatimChar"/>
+        </w:rPr>
+        <w:t xml:space="preserve">framework</w:t>
+      </w:r>
+      <w:r>
+        <w:t xml:space="preserve">,</w:t>
+      </w:r>
+      <w:r>
+        <w:t xml:space="preserve"> </w:t>
+      </w:r>
+      <w:r>
+        <w:rPr>
+          <w:rStyle w:val="VerbatimChar"/>
+        </w:rPr>
+        <w:t xml:space="preserve">unknown</w:t>
+      </w:r>
+      <w:r>
+        <w:t xml:space="preserve">)</w:t>
+      </w:r>
+      <w:r>
+        <w:t xml:space="preserve"> </w:t>
+      </w:r>
+      <w:r>
+        <w:t xml:space="preserve">or a low-confidence score could terminate healing (</w:t>
+      </w:r>
+      <w:r>
+        <w:rPr>
+          <w:rStyle w:val="VerbatimChar"/>
+        </w:rPr>
+        <w:t xml:space="preserve">report_only</w:t>
+      </w:r>
+      <w:r>
+        <w:t xml:space="preserve">)</w:t>
+      </w:r>
+      <w:r>
+        <w:t xml:space="preserve"> </w:t>
+      </w:r>
+      <w:r>
+        <w:rPr>
+          <w:iCs/>
+          <w:i/>
+        </w:rPr>
+        <w:t xml:space="preserve">before</w:t>
+      </w:r>
+      <w:r>
+        <w:t xml:space="preserve"> </w:t>
+      </w:r>
+      <w:r>
+        <w:t xml:space="preserve">any</w:t>
+      </w:r>
+      <w:r>
+        <w:t xml:space="preserve"> </w:t>
+      </w:r>
+      <w:r>
+        <w:t xml:space="preserve">grounded advisor (Repo Intelligence, App Profile, DOM Memory, Reuse, AI) ran.</w:t>
+      </w:r>
+    </w:p>
+    <w:p>
+      <w:pPr>
+        <w:pStyle w:val="BodyText"/>
+      </w:pPr>
+      <w:r>
+        <w:t xml:space="preserve">Now the router is an</w:t>
+      </w:r>
+      <w:r>
+        <w:t xml:space="preserve"> </w:t>
+      </w:r>
+      <w:r>
+        <w:rPr>
+          <w:bCs/>
+          <w:b/>
+        </w:rPr>
+        <w:t xml:space="preserve">advisor dispatcher</w:t>
+      </w:r>
+      <w:r>
+        <w:t xml:space="preserve">:</w:t>
+      </w:r>
+      <w:r>
+        <w:t xml:space="preserve"> </w:t>
+      </w:r>
+      <w:r>
+        <w:t xml:space="preserve">-</w:t>
+      </w:r>
+      <w:r>
+        <w:t xml:space="preserve"> </w:t>
+      </w:r>
+      <w:r>
+        <w:rPr>
+          <w:rStyle w:val="VerbatimChar"/>
+        </w:rPr>
+        <w:t xml:space="preserve">HARD_STOP_CATEGORIES</w:t>
+      </w:r>
+      <w:r>
+        <w:t xml:space="preserve"> </w:t>
+      </w:r>
+      <w:r>
+        <w:t xml:space="preserve">is restricted to the four genuine non-healable classes:</w:t>
+      </w:r>
+      <w:r>
+        <w:t xml:space="preserve"> </w:t>
+      </w:r>
+      <w:r>
+        <w:rPr>
+          <w:bCs/>
+          <w:b/>
+        </w:rPr>
+        <w:t xml:space="preserve">assertion, navigation, api, environment</w:t>
+      </w:r>
+      <w:r>
+        <w:t xml:space="preserve">. Only these return</w:t>
+      </w:r>
+      <w:r>
+        <w:t xml:space="preserve"> </w:t>
+      </w:r>
+      <w:r>
+        <w:rPr>
+          <w:rStyle w:val="VerbatimChar"/>
+        </w:rPr>
+        <w:t xml:space="preserve">report_only</w:t>
+      </w:r>
+      <w:r>
+        <w:t xml:space="preserve"> </w:t>
+      </w:r>
+      <w:r>
+        <w:t xml:space="preserve">with</w:t>
+      </w:r>
+      <w:r>
+        <w:t xml:space="preserve"> </w:t>
+      </w:r>
+      <w:r>
+        <w:rPr>
+          <w:rStyle w:val="VerbatimChar"/>
+        </w:rPr>
+        <w:t xml:space="preserve">disposition: 'hard_stop'</w:t>
+      </w:r>
+      <w:r>
+        <w:t xml:space="preserve">.</w:t>
+      </w:r>
+      <w:r>
+        <w:t xml:space="preserve"> </w:t>
+      </w:r>
+      <w:r>
+        <w:t xml:space="preserve">-</w:t>
+      </w:r>
+      <w:r>
+        <w:t xml:space="preserve"> </w:t>
+      </w:r>
+      <w:r>
+        <w:rPr>
+          <w:rStyle w:val="VerbatimChar"/>
+        </w:rPr>
+        <w:t xml:space="preserve">framework</w:t>
+      </w:r>
+      <w:r>
+        <w:t xml:space="preserve">,</w:t>
+      </w:r>
+      <w:r>
+        <w:t xml:space="preserve"> </w:t>
+      </w:r>
+      <w:r>
+        <w:rPr>
+          <w:rStyle w:val="VerbatimChar"/>
+        </w:rPr>
+        <w:t xml:space="preserve">unknown</w:t>
+      </w:r>
+      <w:r>
+        <w:t xml:space="preserve">, and any locator failure</w:t>
+      </w:r>
+      <w:r>
+        <w:t xml:space="preserve"> </w:t>
+      </w:r>
+      <w:r>
+        <w:rPr>
+          <w:iCs/>
+          <w:i/>
+        </w:rPr>
+        <w:t xml:space="preserve">without</w:t>
+      </w:r>
+      <w:r>
+        <w:t xml:space="preserve"> </w:t>
+      </w:r>
+      <w:r>
+        <w:t xml:space="preserve">a concrete locator</w:t>
+      </w:r>
+      <w:r>
+        <w:t xml:space="preserve"> </w:t>
+      </w:r>
+      <w:r>
+        <w:t xml:space="preserve">now return an</w:t>
+      </w:r>
+      <w:r>
+        <w:t xml:space="preserve"> </w:t>
+      </w:r>
+      <w:r>
+        <w:rPr>
+          <w:bCs/>
+          <w:b/>
+        </w:rPr>
+        <w:t xml:space="preserve">advisor plan</w:t>
+      </w:r>
+      <w:r>
+        <w:t xml:space="preserve"> </w:t>
+      </w:r>
+      <w:r>
+        <w:t xml:space="preserve">(</w:t>
+      </w:r>
+      <w:r>
+        <w:rPr>
+          <w:rStyle w:val="VerbatimChar"/>
+        </w:rPr>
+        <w:t xml:space="preserve">shouldAttemptLocatorHealing: true</w:t>
+      </w:r>
+      <w:r>
+        <w:t xml:space="preserve">,</w:t>
+      </w:r>
+      <w:r>
+        <w:t xml:space="preserve"> </w:t>
+      </w:r>
+      <w:r>
+        <w:rPr>
+          <w:rStyle w:val="VerbatimChar"/>
+        </w:rPr>
+        <w:t xml:space="preserve">disposition: 'advisor'</w:t>
+      </w:r>
+      <w:r>
+        <w:t xml:space="preserve">) — they flow into the grounded advisor pipeline</w:t>
+      </w:r>
+      <w:r>
+        <w:t xml:space="preserve"> </w:t>
+      </w:r>
+      <w:r>
+        <w:t xml:space="preserve">instead of terminating. No regex can stop healing before the advisors vote.</w:t>
+      </w:r>
+      <w:r>
+        <w:t xml:space="preserve"> </w:t>
+      </w:r>
+      <w:r>
+        <w:t xml:space="preserve">- timing failures return</w:t>
+      </w:r>
+      <w:r>
+        <w:t xml:space="preserve"> </w:t>
+      </w:r>
+      <w:r>
+        <w:rPr>
+          <w:rStyle w:val="VerbatimChar"/>
+        </w:rPr>
+        <w:t xml:space="preserve">disposition: 'inject_wait'</w:t>
+      </w:r>
+      <w:r>
+        <w:t xml:space="preserve"> </w:t>
+      </w:r>
+      <w:r>
+        <w:t xml:space="preserve">(never a locator swap).</w:t>
+      </w:r>
+      <w:r>
+        <w:t xml:space="preserve"> </w:t>
+      </w:r>
+      <w:r>
+        <w:t xml:space="preserve">- The old</w:t>
+      </w:r>
+      <w:r>
+        <w:t xml:space="preserve"> </w:t>
+      </w:r>
+      <w:r>
+        <w:rPr>
+          <w:rStyle w:val="VerbatimChar"/>
+        </w:rPr>
+        <w:t xml:space="preserve">minActionConfidence()</w:t>
+      </w:r>
+      <w:r>
+        <w:t xml:space="preserve"> </w:t>
+      </w:r>
+      <w:r>
+        <w:t xml:space="preserve">floor and the low-confidence Guard were</w:t>
+      </w:r>
+      <w:r>
+        <w:t xml:space="preserve"> </w:t>
+      </w:r>
+      <w:r>
+        <w:t xml:space="preserve">removed: confidence is now an advisor input, never a terminator.</w:t>
+      </w:r>
+    </w:p>
+    <w:p>
+      <w:pPr>
+        <w:pStyle w:val="BodyText"/>
+      </w:pPr>
+      <w:r>
+        <w:t xml:space="preserve">A new</w:t>
+      </w:r>
+      <w:r>
+        <w:t xml:space="preserve"> </w:t>
+      </w:r>
+      <w:r>
+        <w:rPr>
+          <w:rStyle w:val="VerbatimChar"/>
+        </w:rPr>
+        <w:t xml:space="preserve">disposition: HealingDisposition</w:t>
+      </w:r>
+      <w:r>
+        <w:t xml:space="preserve"> </w:t>
+      </w:r>
+      <w:r>
+        <w:t xml:space="preserve">field (</w:t>
+      </w:r>
+      <w:r>
+        <w:rPr>
+          <w:rStyle w:val="VerbatimChar"/>
+        </w:rPr>
+        <w:t xml:space="preserve">'hard_stop' | 'advisor' | 'inject_wait'</w:t>
+      </w:r>
+      <w:r>
+        <w:t xml:space="preserve">) on</w:t>
+      </w:r>
+      <w:r>
+        <w:t xml:space="preserve"> </w:t>
+      </w:r>
+      <w:r>
+        <w:rPr>
+          <w:rStyle w:val="VerbatimChar"/>
+        </w:rPr>
+        <w:t xml:space="preserve">HealingStrategyPlan</w:t>
+      </w:r>
+      <w:r>
+        <w:t xml:space="preserve"> </w:t>
+      </w:r>
+      <w:r>
+        <w:t xml:space="preserve">makes the decision explicit and testable.</w:t>
+      </w:r>
+    </w:p>
     <w:bookmarkEnd w:id="32"/>
+    <w:bookmarkStart w:id="33" w:name="X49ad1d0bfdaacdda4ad0cbed6ff94e1ac8b89bb"/>
+    <w:p>
+      <w:pPr>
+        <w:pStyle w:val="Heading3"/>
+      </w:pPr>
+      <w:r>
+        <w:t xml:space="preserve">Change 2 — INCONCLUSIVE run state (</w:t>
+      </w:r>
+      <w:r>
+        <w:rPr>
+          <w:rStyle w:val="VerbatimChar"/>
+        </w:rPr>
+        <w:t xml:space="preserve">src/core/execution-trust.ts</w:t>
+      </w:r>
+      <w:r>
+        <w:t xml:space="preserve">)</w:t>
+      </w:r>
+    </w:p>
+    <w:p>
+      <w:pPr>
+        <w:pStyle w:val="FirstParagraph"/>
+      </w:pPr>
+      <w:r>
+        <w:t xml:space="preserve">“</w:t>
+      </w:r>
+      <w:r>
+        <w:t xml:space="preserve">Absence of a passing result is NOT the same as a failing test.</w:t>
+      </w:r>
+      <w:r>
+        <w:t xml:space="preserve">”</w:t>
+      </w:r>
+      <w:r>
+        <w:t xml:space="preserve"> </w:t>
+      </w:r>
+      <w:r>
+        <w:t xml:space="preserve">A run that</w:t>
+      </w:r>
+      <w:r>
+        <w:t xml:space="preserve"> </w:t>
+      </w:r>
+      <w:r>
+        <w:t xml:space="preserve">crashed, timed out with no evidence, lost its results file, hit a missing binary,</w:t>
+      </w:r>
+      <w:r>
+        <w:t xml:space="preserve"> </w:t>
+      </w:r>
+      <w:r>
+        <w:t xml:space="preserve">or failed to load a spec produced</w:t>
+      </w:r>
+      <w:r>
+        <w:t xml:space="preserve"> </w:t>
+      </w:r>
+      <w:r>
+        <w:rPr>
+          <w:bCs/>
+          <w:b/>
+        </w:rPr>
+        <w:t xml:space="preserve">no verdict</w:t>
+      </w:r>
+      <w:r>
+        <w:t xml:space="preserve"> </w:t>
+      </w:r>
+      <w:r>
+        <w:t xml:space="preserve">— labelling that</w:t>
+      </w:r>
+      <w:r>
+        <w:t xml:space="preserve"> </w:t>
+      </w:r>
+      <w:r>
+        <w:rPr>
+          <w:rStyle w:val="VerbatimChar"/>
+        </w:rPr>
+        <w:t xml:space="preserve">framework</w:t>
+      </w:r>
+      <w:r>
+        <w:t xml:space="preserve"> </w:t>
+      </w:r>
+      <w:r>
+        <w:t xml:space="preserve">/</w:t>
+      </w:r>
+      <w:r>
+        <w:t xml:space="preserve"> </w:t>
+      </w:r>
+      <w:r>
+        <w:rPr>
+          <w:rStyle w:val="VerbatimChar"/>
+        </w:rPr>
+        <w:t xml:space="preserve">fail</w:t>
+      </w:r>
+      <w:r>
+        <w:t xml:space="preserve"> </w:t>
+      </w:r>
+      <w:r>
+        <w:t xml:space="preserve">/</w:t>
+      </w:r>
+      <w:r>
+        <w:t xml:space="preserve"> </w:t>
+      </w:r>
+      <w:r>
+        <w:t xml:space="preserve">“</w:t>
+      </w:r>
+      <w:r>
+        <w:t xml:space="preserve">unhealable locator</w:t>
+      </w:r>
+      <w:r>
+        <w:t xml:space="preserve">”</w:t>
+      </w:r>
+      <w:r>
+        <w:t xml:space="preserve"> </w:t>
+      </w:r>
+      <w:r>
+        <w:t xml:space="preserve">was dishonest.</w:t>
+      </w:r>
+    </w:p>
+    <w:p>
+      <w:pPr>
+        <w:numPr>
+          <w:ilvl w:val="0"/>
+          <w:numId w:val="1002"/>
+        </w:numPr>
+        <w:pStyle w:val="Compact"/>
+      </w:pPr>
+      <w:r>
+        <w:t xml:space="preserve">New pure module</w:t>
+      </w:r>
+      <w:r>
+        <w:t xml:space="preserve"> </w:t>
+      </w:r>
+      <w:r>
+        <w:rPr>
+          <w:rStyle w:val="VerbatimChar"/>
+        </w:rPr>
+        <w:t xml:space="preserve">assessRunTrust()</w:t>
+      </w:r>
+      <w:r>
+        <w:t xml:space="preserve"> </w:t>
+      </w:r>
+      <w:r>
+        <w:t xml:space="preserve">inspects raw run facts (exit code, results</w:t>
+      </w:r>
+      <w:r>
+        <w:t xml:space="preserve"> </w:t>
+      </w:r>
+      <w:r>
+        <w:t xml:space="preserve">file present, failure artifacts parsed, spec-load errors) and returns a</w:t>
+      </w:r>
+      <w:r>
+        <w:t xml:space="preserve"> </w:t>
+      </w:r>
+      <w:r>
+        <w:rPr>
+          <w:rStyle w:val="VerbatimChar"/>
+        </w:rPr>
+        <w:t xml:space="preserve">RunTrustAssessment</w:t>
+      </w:r>
+      <w:r>
+        <w:t xml:space="preserve"> </w:t>
+      </w:r>
+      <w:r>
+        <w:t xml:space="preserve">with a machine</w:t>
+      </w:r>
+      <w:r>
+        <w:t xml:space="preserve"> </w:t>
+      </w:r>
+      <w:r>
+        <w:rPr>
+          <w:rStyle w:val="VerbatimChar"/>
+        </w:rPr>
+        <w:t xml:space="preserve">signal</w:t>
+      </w:r>
+      <w:r>
+        <w:t xml:space="preserve"> </w:t>
+      </w:r>
+      <w:r>
+        <w:t xml:space="preserve">(</w:t>
+      </w:r>
+      <w:r>
+        <w:rPr>
+          <w:rStyle w:val="VerbatimChar"/>
+        </w:rPr>
+        <w:t xml:space="preserve">command_not_found</w:t>
+      </w:r>
+      <w:r>
+        <w:t xml:space="preserve"> </w:t>
+      </w:r>
+      <w:r>
+        <w:t xml:space="preserve">/</w:t>
+      </w:r>
+      <w:r>
+        <w:t xml:space="preserve"> </w:t>
+      </w:r>
+      <w:r>
+        <w:rPr>
+          <w:rStyle w:val="VerbatimChar"/>
+        </w:rPr>
+        <w:t xml:space="preserve">timeout_no_evidence</w:t>
+      </w:r>
+      <w:r>
+        <w:t xml:space="preserve"> </w:t>
+      </w:r>
+      <w:r>
+        <w:t xml:space="preserve">/</w:t>
+      </w:r>
+      <w:r>
+        <w:t xml:space="preserve"> </w:t>
+      </w:r>
+      <w:r>
+        <w:rPr>
+          <w:rStyle w:val="VerbatimChar"/>
+        </w:rPr>
+        <w:t xml:space="preserve">no_results_file</w:t>
+      </w:r>
+      <w:r>
+        <w:t xml:space="preserve"> </w:t>
+      </w:r>
+      <w:r>
+        <w:t xml:space="preserve">/</w:t>
+      </w:r>
+      <w:r>
+        <w:t xml:space="preserve"> </w:t>
+      </w:r>
+      <w:r>
+        <w:rPr>
+          <w:rStyle w:val="VerbatimChar"/>
+        </w:rPr>
+        <w:t xml:space="preserve">crashed_before_tests</w:t>
+      </w:r>
+      <w:r>
+        <w:t xml:space="preserve"> </w:t>
+      </w:r>
+      <w:r>
+        <w:t xml:space="preserve">/</w:t>
+      </w:r>
+      <w:r>
+        <w:t xml:space="preserve"> </w:t>
+      </w:r>
+      <w:r>
+        <w:rPr>
+          <w:rStyle w:val="VerbatimChar"/>
+        </w:rPr>
+        <w:t xml:space="preserve">spec_load_error</w:t>
+      </w:r>
+      <w:r>
+        <w:t xml:space="preserve">) and an</w:t>
+      </w:r>
+      <w:r>
+        <w:t xml:space="preserve"> </w:t>
+      </w:r>
+      <w:r>
+        <w:rPr>
+          <w:rStyle w:val="VerbatimChar"/>
+        </w:rPr>
+        <w:t xml:space="preserve">inconclusive</w:t>
+      </w:r>
+      <w:r>
+        <w:t xml:space="preserve"> </w:t>
+      </w:r>
+      <w:r>
+        <w:t xml:space="preserve">flag.</w:t>
+      </w:r>
+    </w:p>
+    <w:p>
+      <w:pPr>
+        <w:numPr>
+          <w:ilvl w:val="0"/>
+          <w:numId w:val="1002"/>
+        </w:numPr>
+        <w:pStyle w:val="Compact"/>
+      </w:pPr>
+      <w:r>
+        <w:t xml:space="preserve">New</w:t>
+      </w:r>
+      <w:r>
+        <w:t xml:space="preserve"> </w:t>
+      </w:r>
+      <w:r>
+        <w:rPr>
+          <w:rStyle w:val="VerbatimChar"/>
+        </w:rPr>
+        <w:t xml:space="preserve">'inconclusive'</w:t>
+      </w:r>
+      <w:r>
+        <w:t xml:space="preserve"> </w:t>
+      </w:r>
+      <w:r>
+        <w:rPr>
+          <w:rStyle w:val="VerbatimChar"/>
+        </w:rPr>
+        <w:t xml:space="preserve">TestOutcome</w:t>
+      </w:r>
+      <w:r>
+        <w:t xml:space="preserve"> </w:t>
+      </w:r>
+      <w:r>
+        <w:t xml:space="preserve">and</w:t>
+      </w:r>
+      <w:r>
+        <w:t xml:space="preserve"> </w:t>
+      </w:r>
+      <w:r>
+        <w:rPr>
+          <w:rStyle w:val="VerbatimChar"/>
+        </w:rPr>
+        <w:t xml:space="preserve">ResultCounts.inconclusive</w:t>
+      </w:r>
+      <w:r>
+        <w:t xml:space="preserve"> </w:t>
+      </w:r>
+      <w:r>
+        <w:t xml:space="preserve">counter.</w:t>
+      </w:r>
+    </w:p>
+    <w:p>
+      <w:pPr>
+        <w:numPr>
+          <w:ilvl w:val="0"/>
+          <w:numId w:val="1002"/>
+        </w:numPr>
+        <w:pStyle w:val="Compact"/>
+      </w:pPr>
+      <w:r>
+        <w:t xml:space="preserve">The worker (</w:t>
+      </w:r>
+      <w:r>
+        <w:rPr>
+          <w:rStyle w:val="VerbatimChar"/>
+        </w:rPr>
+        <w:t xml:space="preserve">src/api/server.ts</w:t>
+      </w:r>
+      <w:r>
+        <w:t xml:space="preserve">) now</w:t>
+      </w:r>
+      <w:r>
+        <w:t xml:space="preserve"> </w:t>
+      </w:r>
+      <w:r>
+        <w:rPr>
+          <w:bCs/>
+          <w:b/>
+        </w:rPr>
+        <w:t xml:space="preserve">retries an untrustworthy run once</w:t>
+      </w:r>
+      <w:r>
+        <w:t xml:space="preserve">;</w:t>
+      </w:r>
+      <w:r>
+        <w:t xml:space="preserve"> </w:t>
+      </w:r>
+      <w:r>
+        <w:t xml:space="preserve">if it is still untrustworthy and has no failure artifact to heal, it finalizes</w:t>
+      </w:r>
+      <w:r>
+        <w:t xml:space="preserve"> </w:t>
+      </w:r>
+      <w:r>
+        <w:t xml:space="preserve">the run as</w:t>
+      </w:r>
+      <w:r>
+        <w:t xml:space="preserve"> </w:t>
+      </w:r>
+      <w:r>
+        <w:rPr>
+          <w:bCs/>
+          <w:b/>
+        </w:rPr>
+        <w:t xml:space="preserve">inconclusive</w:t>
+      </w:r>
+      <w:r>
+        <w:t xml:space="preserve"> </w:t>
+      </w:r>
+      <w:r>
+        <w:t xml:space="preserve">(telling the user) instead of inventing a verdict.</w:t>
+      </w:r>
+    </w:p>
+    <w:bookmarkEnd w:id="33"/>
+    <w:bookmarkStart w:id="34" w:name="preserved-hard-stops-unchanged-correct"/>
+    <w:p>
+      <w:pPr>
+        <w:pStyle w:val="Heading3"/>
+      </w:pPr>
+      <w:r>
+        <w:t xml:space="preserve">Preserved hard stops (unchanged, correct)</w:t>
+      </w:r>
+    </w:p>
+    <w:p>
+      <w:pPr>
+        <w:pStyle w:val="FirstParagraph"/>
+      </w:pPr>
+      <w:r>
+        <w:t xml:space="preserve">assertion, navigation, api, environment-config, user cancellation, missing</w:t>
+      </w:r>
+      <w:r>
+        <w:t xml:space="preserve"> </w:t>
+      </w:r>
+      <w:r>
+        <w:t xml:space="preserve">dependencies — these still terminate and report honestly.</w:t>
+      </w:r>
+    </w:p>
+    <w:bookmarkEnd w:id="34"/>
+    <w:bookmarkStart w:id="35" w:name="tests"/>
+    <w:p>
+      <w:pPr>
+        <w:pStyle w:val="Heading3"/>
+      </w:pPr>
+      <w:r>
+        <w:t xml:space="preserve">Tests</w:t>
+      </w:r>
+    </w:p>
+    <w:p>
+      <w:pPr>
+        <w:numPr>
+          <w:ilvl w:val="0"/>
+          <w:numId w:val="1003"/>
+        </w:numPr>
+        <w:pStyle w:val="Compact"/>
+      </w:pPr>
+      <w:r>
+        <w:rPr>
+          <w:rStyle w:val="VerbatimChar"/>
+        </w:rPr>
+        <w:t xml:space="preserve">tests/unit/healing-strategy-router.test.ts</w:t>
+      </w:r>
+      <w:r>
+        <w:t xml:space="preserve"> </w:t>
+      </w:r>
+      <w:r>
+        <w:t xml:space="preserve">— advisor routing + preserved hard</w:t>
+      </w:r>
+      <w:r>
+        <w:t xml:space="preserve"> </w:t>
+      </w:r>
+      <w:r>
+        <w:t xml:space="preserve">stops (14 tests).</w:t>
+      </w:r>
+    </w:p>
+    <w:p>
+      <w:pPr>
+        <w:numPr>
+          <w:ilvl w:val="0"/>
+          <w:numId w:val="1003"/>
+        </w:numPr>
+        <w:pStyle w:val="Compact"/>
+      </w:pPr>
+      <w:r>
+        <w:rPr>
+          <w:rStyle w:val="VerbatimChar"/>
+        </w:rPr>
+        <w:t xml:space="preserve">tests/unit/execution-trust.test.ts</w:t>
+      </w:r>
+      <w:r>
+        <w:t xml:space="preserve"> </w:t>
+      </w:r>
+      <w:r>
+        <w:t xml:space="preserve">— every trust/inconclusive signal (10 tests).</w:t>
+      </w:r>
+    </w:p>
+    <w:bookmarkEnd w:id="35"/>
+    <w:bookmarkEnd w:id="36"/>
+    <w:bookmarkEnd w:id="37"/>
     <w:sectPr/>
   </w:body>
 </w:document>
@@ -6691,6 +7577,12 @@
     <w:abstractNumId w:val="990"/>
   </w:num>
   <w:num w:numId="1001">
+    <w:abstractNumId w:val="991"/>
+  </w:num>
+  <w:num w:numId="1002">
+    <w:abstractNumId w:val="991"/>
+  </w:num>
+  <w:num w:numId="1003">
     <w:abstractNumId w:val="991"/>
   </w:num>
 </w:numbering>
